--- a/CertificateTask.docx
+++ b/CertificateTask.docx
@@ -2099,7 +2099,9 @@
 <b:Sources xmlns:b="http://schemas.openxmlformats.org/officeDocument/2006/bibliography" xmlns="http://schemas.openxmlformats.org/officeDocument/2006/bibliography" SelectedStyle="\APASixthEditionOfficeOnline.xsl" StyleName="APA" Version="6"/>
 </file>
 
-<file path=customXml/item2.xml>��< ? x m l   v e r s i o n = " 1 . 0 "   e n c o d i n g = " u t f - 1 6 " ? > < N a v W o r d R e p o r t X m l P a r t   x m l n s = " u r n : m i c r o s o f t - d y n a m i c s - n a v / r e p o r t s / C e r t i f i c a t e _ o f _ E m p l o y m e n t / 8 0 5 0 6 / " > +<file path=customXml/item2.xml>��< ? x m l   v e r s i o n = " 1 . 0 "   e n c o d i n g = " u t f - 1 6 " ? > + 
+ < N a v W o r d R e p o r t X m l P a r t   x m l n s = " u r n : m i c r o s o f t - d y n a m i c s - n a v / r e p o r t s / C e r t i f i c a t e _ o f _ E m p l o y m e n t / 8 0 5 0 6 / " >   
      < B C R e p o r t I n f o r m a t i o n >   
@@ -2169,7 +2171,7 @@
  
          < C o m p a n y A d d r e s s > C o m p a n y A d d r e s s < / C o m p a n y A d d r e s s >   
-         < C o m p a n y L o g o > C o m p a n y L o g o < / C o m p a n y L o g o > +         < C o m p a n y L o g o   / >   
          < C o m p a n y N a m e > C o m p a n y N a m e < / C o m p a n y N a m e >   
